--- a/book/20250406.docx
+++ b/book/20250406.docx
@@ -30,7 +30,6 @@
         <w:ind w:left="0" w:right="0" w:firstLine="0"/>
         <w:jc w:val="both"/>
         <w:rPr>
-          <w:rFonts w:hint="eastAsia"/>
           <w:spacing w:val="-1"/>
           <w:lang w:val="en-MY"/>
         </w:rPr>
@@ -380,34 +379,27 @@
       <w:pPr>
         <w:pStyle w:val="BodyText"/>
         <w:spacing w:before="369" w:line="276" w:lineRule="auto"/>
+        <w:ind w:left="0" w:right="0" w:firstLine="720"/>
+        <w:jc w:val="both"/>
+        <w:rPr>
+          <w:spacing w:val="-1"/>
+        </w:rPr>
+      </w:pPr>
+      <w:r>
+        <w:rPr>
+          <w:rFonts w:hint="eastAsia"/>
+          <w:spacing w:val="-1"/>
+        </w:rPr>
+        <w:t>如若再见，你会看到我温暖的微笑，而非如同陌路。你在我生命里，终究是跟别人不一样的，是无可取代的。</w:t>
+      </w:r>
+    </w:p>
+    <w:p>
+      <w:pPr>
+        <w:pStyle w:val="BodyText"/>
+        <w:spacing w:before="369" w:line="276" w:lineRule="auto"/>
         <w:ind w:left="0" w:right="0" w:firstLine="0"/>
         <w:jc w:val="both"/>
         <w:rPr>
-          <w:spacing w:val="-1"/>
-        </w:rPr>
-      </w:pPr>
-      <w:r>
-        <w:rPr>
-          <w:spacing w:val="-1"/>
-        </w:rPr>
-        <w:tab/>
-      </w:r>
-      <w:r>
-        <w:rPr>
-          <w:rFonts w:hint="eastAsia"/>
-          <w:spacing w:val="-1"/>
-        </w:rPr>
-        <w:t>如若再见，你会看到我温暖的微笑，而非如同陌路。你在我生命里，终究是跟别人不一样的，是无可取代的。</w:t>
-      </w:r>
-    </w:p>
-    <w:p>
-      <w:pPr>
-        <w:pStyle w:val="BodyText"/>
-        <w:spacing w:before="369" w:line="276" w:lineRule="auto"/>
-        <w:ind w:left="0" w:right="0" w:firstLine="0"/>
-        <w:jc w:val="both"/>
-        <w:rPr>
-          <w:rFonts w:hint="eastAsia"/>
           <w:spacing w:val="-1"/>
         </w:rPr>
       </w:pPr>
